--- a/7_Werkzeugkasten_Nachmittag.docx
+++ b/7_Werkzeugkasten_Nachmittag.docx
@@ -66,7 +66,7 @@
           <w:b w:val="0"/>
           <w:i w:val="0"/>
         </w:rPr>
-        <w:t>Der Canvas ist Geminis Modus, in dem ihr gemeinsam an einem Dokument arbeitet, nicht nur chattet. Vier Formate deckt ihr damit ab. Fangt klein an, ihr könnt jederzeit hochschalten.</w:t>
+        <w:t>Der Canvas ist Geminis zweiter Modus: kein Chat, sondern ein Dokument, an dem ihr beide schreibt. Vier Formate deckt ihr damit ab. Fangt ruhig klein an, hochschalten könnt ihr jederzeit mit einem Satz.</w:t>
       </w:r>
     </w:p>
     <w:p>
@@ -252,7 +252,7 @@
           <w:b w:val="0"/>
           <w:i w:val="0"/>
         </w:rPr>
-        <w:t>Stellt euch einen sehr klugen Notizblock vor, der ausschließlich mit dem arbeitet, was ihr ihm gebt. Kein Halluzinieren, keine fremden Internetquellen. Ihr ladet hunderte Seiten hoch und sagt: „Ordne die Argumente in einer Tabelle“ oder „Gliedere das in fünf Unterrichtsphasen“.</w:t>
+        <w:t>Stellt euch einen sehr klugen Notizblock vor, der nur mit dem arbeitet, was ihr ihm gebt. Ihr ladet hunderte Seiten hoch und sagt: „Ordne die Argumente in einer Tabelle“ oder „Gliedere das in fünf Unterrichtsphasen“. Halluzinieren kann er dabei gar nicht, er kennt ja nichts anderes.</w:t>
       </w:r>
     </w:p>
     <w:p>
@@ -395,7 +395,7 @@
           <w:b w:val="0"/>
           <w:i w:val="0"/>
         </w:rPr>
-        <w:t>Nur für den Nachmittag gedacht, weil hier auf euren Privat-Accounts Fotos erlaubt sind. So bekommt ihr Text aus Büchern, Blättern oder Notizen ohne Tippen in die KI:</w:t>
+        <w:t>Nur für den Nachmittag gedacht, weil auf euren Privat-Konten Fotos erlaubt sind. So bekommt ihr Text aus Büchern, Blättern oder Notizen in die KI, ohne ihn abzutippen:</w:t>
       </w:r>
     </w:p>
     <w:p>

--- a/7_Werkzeugkasten_Nachmittag.docx
+++ b/7_Werkzeugkasten_Nachmittag.docx
@@ -146,7 +146,7 @@
           <w:b w:val="0"/>
           <w:i w:val="0"/>
         </w:rPr>
-        <w:t>Für MINT-Klausuren, Formelsammlungen, chemische Gleichungen, exakte Koordinatensysteme. Graphen entstehen aus Code statt aus unscharfen Screenshots. Perfekt, um handschriftliche Formel-Skizzen in druckreife PDFs zu verwandeln.</w:t>
+        <w:t>Für MINT-Klausuren, Formelsammlungen, chemische Gleichungen, exakte Koordinatensysteme. Graphen entstehen aus Code und bleiben scharf. Ideal, um handschriftliche Formel-Skizzen in druckreife PDF-Vorlagen zu verwandeln.</w:t>
       </w:r>
     </w:p>
     <w:tbl>

--- a/7_Werkzeugkasten_Nachmittag.docx
+++ b/7_Werkzeugkasten_Nachmittag.docx
@@ -9,7 +9,7 @@
       <w:r>
         <w:rPr>
           <w:b/>
-          <w:color w:val="595959"/>
+          <w:color w:val="5D6B62"/>
           <w:sz w:val="19"/>
         </w:rPr>
         <w:t>NACHSCHLAGEN · NACHMITTAG</w:t>
@@ -22,7 +22,7 @@
       <w:r>
         <w:rPr>
           <w:b/>
-          <w:color w:val="1F4E79"/>
+          <w:color w:val="0F3D2A"/>
           <w:sz w:val="40"/>
         </w:rPr>
         <w:t>Werkzeugkasten Nachmittag</w:t>
@@ -35,7 +35,7 @@
       <w:r>
         <w:rPr>
           <w:i/>
-          <w:color w:val="595959"/>
+          <w:color w:val="5D6B62"/>
           <w:sz w:val="23"/>
         </w:rPr>
         <w:t>Gemini im Canvas, NotebookLM, und wie ihr Texte ohne Abtippen in die KI bekommt</w:t>
@@ -45,7 +45,7 @@
       <w:pPr>
         <w:spacing w:after="160"/>
         <w:pBdr>
-          <w:bottom w:val="single" w:sz="12" w:space="1" w:color="1F4E79"/>
+          <w:bottom w:val="single" w:sz="12" w:space="1" w:color="0F3D2A"/>
         </w:pBdr>
       </w:pPr>
     </w:p>
@@ -163,7 +163,7 @@
         <w:tc>
           <w:tcPr>
             <w:tcW w:type="dxa" w:w="8640"/>
-            <w:shd w:val="clear" w:color="auto" w:fill="EAF1F8"/>
+            <w:shd w:val="clear" w:color="auto" w:fill="EAF3EE"/>
           </w:tcPr>
           <w:p>
             <w:pPr>
@@ -206,7 +206,7 @@
         <w:tc>
           <w:tcPr>
             <w:tcW w:type="dxa" w:w="8640"/>
-            <w:shd w:val="clear" w:color="auto" w:fill="E7F1EA"/>
+            <w:shd w:val="clear" w:color="auto" w:fill="EAF3EE"/>
           </w:tcPr>
           <w:p>
             <w:pPr>
@@ -349,7 +349,7 @@
         <w:tc>
           <w:tcPr>
             <w:tcW w:type="dxa" w:w="8640"/>
-            <w:shd w:val="clear" w:color="auto" w:fill="EAF1F8"/>
+            <w:shd w:val="clear" w:color="auto" w:fill="EAF3EE"/>
           </w:tcPr>
           <w:p>
             <w:pPr>
@@ -470,8 +470,8 @@
     </w:p>
     <w:sectPr>
       <w:footerReference w:type="default" r:id="rId9"/>
-      <w:pgSz w:w="12240" w:h="15840"/>
-      <w:pgMar w:top="1440" w:right="1800" w:bottom="1440" w:left="1800" w:header="720" w:footer="720" w:gutter="0"/>
+      <w:pgSz w:w="11906" w:h="16838"/>
+      <w:pgMar w:top="1417" w:right="1701" w:bottom="1247" w:left="1701" w:header="720" w:footer="720" w:gutter="0"/>
       <w:cols w:space="720"/>
       <w:docGrid w:linePitch="360"/>
     </w:sectPr>
@@ -488,10 +488,11 @@
     </w:pPr>
     <w:r>
       <w:rPr>
-        <w:color w:val="595959"/>
+        <w:rFonts w:ascii="Calibri" w:hAnsi="Calibri"/>
+        <w:color w:val="5D6B62"/>
         <w:sz w:val="16"/>
       </w:rPr>
-      <w:t>Master-Paket „Medienpädagogischer Tag KI“ · frei anpassbar · Namen/Räume sind Platzhalter</w:t>
+      <w:t>Master-Paket „Medienpädagogischer Tag KI“ · Nachmittag · frei anpassbar</w:t>
     </w:r>
   </w:p>
 </w:ftr>
@@ -861,7 +862,7 @@
     <w:qFormat/>
     <w:rsid w:val="00FC693F"/>
     <w:pPr>
-      <w:spacing w:after="120" w:line="264" w:lineRule="auto"/>
+      <w:spacing w:after="140" w:line="276" w:lineRule="auto"/>
     </w:pPr>
     <w:rPr>
       <w:rFonts w:ascii="Calibri" w:hAnsi="Calibri"/>
@@ -923,15 +924,15 @@
     <w:pPr>
       <w:keepNext/>
       <w:keepLines/>
-      <w:spacing w:before="240" w:after="80"/>
+      <w:spacing w:before="320" w:after="100"/>
       <w:outlineLvl w:val="0"/>
     </w:pPr>
     <w:rPr>
       <w:rFonts w:asciiTheme="majorHAnsi" w:eastAsiaTheme="majorEastAsia" w:hAnsiTheme="majorHAnsi" w:cstheme="majorBidi" w:ascii="Calibri" w:hAnsi="Calibri"/>
       <w:b/>
       <w:bCs/>
-      <w:color w:val="1F4E79"/>
-      <w:sz w:val="32"/>
+      <w:color w:val="0F3D2A"/>
+      <w:sz w:val="36"/>
       <w:szCs w:val="28"/>
     </w:rPr>
   </w:style>
@@ -947,15 +948,15 @@
     <w:pPr>
       <w:keepNext/>
       <w:keepLines/>
-      <w:spacing w:before="240" w:after="80"/>
+      <w:spacing w:before="240" w:after="100"/>
       <w:outlineLvl w:val="1"/>
     </w:pPr>
     <w:rPr>
       <w:rFonts w:asciiTheme="majorHAnsi" w:eastAsiaTheme="majorEastAsia" w:hAnsiTheme="majorHAnsi" w:cstheme="majorBidi" w:ascii="Calibri" w:hAnsi="Calibri"/>
       <w:b/>
       <w:bCs/>
-      <w:color w:val="1F4E79"/>
-      <w:sz w:val="26"/>
+      <w:color w:val="0F3D2A"/>
+      <w:sz w:val="28"/>
       <w:szCs w:val="26"/>
     </w:rPr>
   </w:style>
@@ -971,15 +972,15 @@
     <w:pPr>
       <w:keepNext/>
       <w:keepLines/>
-      <w:spacing w:before="240" w:after="80"/>
+      <w:spacing w:before="240" w:after="100"/>
       <w:outlineLvl w:val="2"/>
     </w:pPr>
     <w:rPr>
       <w:rFonts w:asciiTheme="majorHAnsi" w:eastAsiaTheme="majorEastAsia" w:hAnsiTheme="majorHAnsi" w:cstheme="majorBidi" w:ascii="Calibri" w:hAnsi="Calibri"/>
       <w:b/>
       <w:bCs/>
-      <w:color w:val="1F4E79"/>
-      <w:sz w:val="23"/>
+      <w:color w:val="0F3D2A"/>
+      <w:sz w:val="24"/>
     </w:rPr>
   </w:style>
   <w:style w:type="paragraph" w:styleId="Heading4">

--- a/7_Werkzeugkasten_Nachmittag.docx
+++ b/7_Werkzeugkasten_Nachmittag.docx
@@ -66,7 +66,7 @@
           <w:b w:val="0"/>
           <w:i w:val="0"/>
         </w:rPr>
-        <w:t>Der Canvas ist Geminis zweiter Modus: kein Chat, sondern ein Dokument, an dem ihr beide schreibt. Vier Formate deckt ihr damit ab. Fangt ruhig klein an, hochschalten könnt ihr jederzeit mit einem Satz.</w:t>
+        <w:t>Der Canvas ist Geminis zweiter Modus: kein Chat, sondern ein Dokument, an dem ihr beide schreibt. Vier Formate deckt ihr damit ab, alle gleichrangig. Welches ihr nehmt, hängt am Zweck, nicht am Können. Wechseln geht jederzeit mit einem Satz.</w:t>
       </w:r>
     </w:p>
     <w:p>
@@ -74,7 +74,7 @@
         <w:pStyle w:val="Heading2"/>
       </w:pPr>
       <w:r>
-        <w:t>1 · Arbeitsblatt (Markdown)</w:t>
+        <w:t>Arbeitsblatt (Markdown)</w:t>
       </w:r>
     </w:p>
     <w:p>
@@ -94,7 +94,7 @@
         <w:pStyle w:val="Heading2"/>
       </w:pPr>
       <w:r>
-        <w:t>2 · Mini-Webseite (HTML)</w:t>
+        <w:t>Mini-Webseite (HTML)</w:t>
       </w:r>
     </w:p>
     <w:p>
@@ -114,7 +114,7 @@
         <w:pStyle w:val="Heading2"/>
       </w:pPr>
       <w:r>
-        <w:t>3 · Interaktive Lern-App (React)</w:t>
+        <w:t>Interaktive Lern-App (React)</w:t>
       </w:r>
     </w:p>
     <w:p>
@@ -134,7 +134,7 @@
         <w:pStyle w:val="Heading2"/>
       </w:pPr>
       <w:r>
-        <w:t>4 · Wissenschaftlicher Satz (LaTeX)</w:t>
+        <w:t>Wissenschaftlicher Satz (LaTeX)</w:t>
       </w:r>
     </w:p>
     <w:p>
@@ -169,7 +169,9 @@
             <w:pPr>
               <w:spacing w:after="40"/>
             </w:pPr>
-            <w:r/>
+            <w:r>
+              <w:t>Format wechseln</w:t>
+            </w:r>
             <w:r>
               <w:rPr>
                 <w:b/>
@@ -185,7 +187,7 @@
               <w:rPr>
                 <w:b w:val="0"/>
               </w:rPr>
-              <w:t>Startet mit einem Markdown-Text und fragt dann: „Kannst du mir das als interaktive React-Anwendung mit Slidern visualisieren?“ So klettert ihr in Sekunden vom Blatt zur App.</w:t>
+              <w:t>Ihr seid nicht festgelegt. Aus einem Markdown-Text wird mit einem Satz eine interaktive Anwendung, und umgekehrt genauso. Fragt einfach: „Kannst du mir das als interaktive Anwendung mit Slidern visualisieren?“</w:t>
             </w:r>
           </w:p>
         </w:tc>

--- a/7_Werkzeugkasten_Nachmittag.docx
+++ b/7_Werkzeugkasten_Nachmittag.docx
@@ -48,6 +48,18 @@
           <w:bottom w:val="single" w:sz="12" w:space="1" w:color="0F3D2A"/>
         </w:pBdr>
       </w:pPr>
+    </w:p>
+    <w:p>
+      <w:pPr>
+        <w:spacing w:after="120"/>
+      </w:pPr>
+      <w:r>
+        <w:rPr>
+          <w:b w:val="0"/>
+          <w:i w:val="0"/>
+        </w:rPr>
+        <w:t>Wie ihr einen Auftrag formuliert, steht im Arbeitsauftrag Nachmittag: Grund und Ziel nennen, ein Beispiel anhängen, und sagen, was fertig heißt.</w:t>
+      </w:r>
     </w:p>
     <w:p>
       <w:pPr>
@@ -169,9 +181,6 @@
             <w:pPr>
               <w:spacing w:after="40"/>
             </w:pPr>
-            <w:r>
-              <w:t>Format wechseln</w:t>
-            </w:r>
             <w:r>
               <w:rPr>
                 <w:b/>
